--- a/Formularios LOGT/Alejandro Pérez.docx
+++ b/Formularios LOGT/Alejandro Pérez.docx
@@ -71,10 +71,10 @@
         <w:gridCol w:w="836"/>
         <w:gridCol w:w="775"/>
         <w:gridCol w:w="751"/>
-        <w:gridCol w:w="1654"/>
-        <w:gridCol w:w="1071"/>
+        <w:gridCol w:w="1588"/>
+        <w:gridCol w:w="1036"/>
         <w:gridCol w:w="702"/>
-        <w:gridCol w:w="2705"/>
+        <w:gridCol w:w="2806"/>
       </w:tblGrid>
       <w:tr>
         <w:trPr>
@@ -1531,6 +1531,606 @@
                 <w14:ligatures w14:val="none"/>
               </w:rPr>
               <w:t>Se añaden las historias de usuario separadas según actores y según pantallas para el usuario.</w:t>
+            </w:r>
+          </w:p>
+        </w:tc>
+      </w:tr>
+      <w:tr>
+        <w:trPr>
+          <w:trHeight w:val="230"/>
+        </w:trPr>
+        <w:tc>
+          <w:tcPr>
+            <w:tcW w:w="0" w:type="auto"/>
+            <w:tcBorders>
+              <w:top w:val="single" w:sz="4" w:space="0" w:color="000000"/>
+              <w:left w:val="single" w:sz="4" w:space="0" w:color="000000"/>
+              <w:bottom w:val="single" w:sz="4" w:space="0" w:color="000000"/>
+              <w:right w:val="single" w:sz="4" w:space="0" w:color="000000"/>
+            </w:tcBorders>
+            <w:tcMar>
+              <w:top w:w="100" w:type="dxa"/>
+              <w:left w:w="100" w:type="dxa"/>
+              <w:bottom w:w="100" w:type="dxa"/>
+              <w:right w:w="100" w:type="dxa"/>
+            </w:tcMar>
+          </w:tcPr>
+          <w:p>
+            <w:pPr>
+              <w:rPr>
+                <w:rFonts w:ascii="Arial" w:eastAsia="Times New Roman" w:hAnsi="Arial" w:cs="Arial"/>
+                <w:color w:val="000000"/>
+                <w:kern w:val="0"/>
+                <w:sz w:val="22"/>
+                <w:szCs w:val="22"/>
+                <w:lang w:eastAsia="es-ES_tradnl"/>
+                <w14:ligatures w14:val="none"/>
+              </w:rPr>
+            </w:pPr>
+            <w:r>
+              <w:rPr>
+                <w:rFonts w:ascii="Arial" w:eastAsia="Times New Roman" w:hAnsi="Arial" w:cs="Arial"/>
+                <w:color w:val="000000"/>
+                <w:kern w:val="0"/>
+                <w:sz w:val="22"/>
+                <w:szCs w:val="22"/>
+                <w:lang w:eastAsia="es-ES_tradnl"/>
+                <w14:ligatures w14:val="none"/>
+              </w:rPr>
+              <w:t>25/02</w:t>
+            </w:r>
+          </w:p>
+        </w:tc>
+        <w:tc>
+          <w:tcPr>
+            <w:tcW w:w="0" w:type="auto"/>
+            <w:tcBorders>
+              <w:top w:val="single" w:sz="4" w:space="0" w:color="000000"/>
+              <w:left w:val="single" w:sz="4" w:space="0" w:color="000000"/>
+              <w:bottom w:val="single" w:sz="4" w:space="0" w:color="000000"/>
+              <w:right w:val="single" w:sz="4" w:space="0" w:color="000000"/>
+            </w:tcBorders>
+            <w:tcMar>
+              <w:top w:w="100" w:type="dxa"/>
+              <w:left w:w="100" w:type="dxa"/>
+              <w:bottom w:w="100" w:type="dxa"/>
+              <w:right w:w="100" w:type="dxa"/>
+            </w:tcMar>
+          </w:tcPr>
+          <w:p>
+            <w:pPr>
+              <w:rPr>
+                <w:rFonts w:ascii="Arial" w:eastAsia="Times New Roman" w:hAnsi="Arial" w:cs="Arial"/>
+                <w:color w:val="000000"/>
+                <w:kern w:val="0"/>
+                <w:sz w:val="22"/>
+                <w:szCs w:val="22"/>
+                <w:lang w:eastAsia="es-ES_tradnl"/>
+                <w14:ligatures w14:val="none"/>
+              </w:rPr>
+            </w:pPr>
+            <w:r>
+              <w:rPr>
+                <w:rFonts w:ascii="Arial" w:eastAsia="Times New Roman" w:hAnsi="Arial" w:cs="Arial"/>
+                <w:color w:val="000000"/>
+                <w:kern w:val="0"/>
+                <w:sz w:val="22"/>
+                <w:szCs w:val="22"/>
+                <w:lang w:eastAsia="es-ES_tradnl"/>
+                <w14:ligatures w14:val="none"/>
+              </w:rPr>
+              <w:t>14:12</w:t>
+            </w:r>
+          </w:p>
+        </w:tc>
+        <w:tc>
+          <w:tcPr>
+            <w:tcW w:w="0" w:type="auto"/>
+            <w:tcBorders>
+              <w:top w:val="single" w:sz="4" w:space="0" w:color="000000"/>
+              <w:left w:val="single" w:sz="4" w:space="0" w:color="000000"/>
+              <w:bottom w:val="single" w:sz="4" w:space="0" w:color="000000"/>
+              <w:right w:val="single" w:sz="4" w:space="0" w:color="000000"/>
+            </w:tcBorders>
+            <w:tcMar>
+              <w:top w:w="100" w:type="dxa"/>
+              <w:left w:w="100" w:type="dxa"/>
+              <w:bottom w:w="100" w:type="dxa"/>
+              <w:right w:w="100" w:type="dxa"/>
+            </w:tcMar>
+          </w:tcPr>
+          <w:p>
+            <w:pPr>
+              <w:rPr>
+                <w:rFonts w:ascii="Arial" w:eastAsia="Times New Roman" w:hAnsi="Arial" w:cs="Arial"/>
+                <w:color w:val="000000"/>
+                <w:kern w:val="0"/>
+                <w:sz w:val="22"/>
+                <w:szCs w:val="22"/>
+                <w:lang w:eastAsia="es-ES_tradnl"/>
+                <w14:ligatures w14:val="none"/>
+              </w:rPr>
+            </w:pPr>
+            <w:r>
+              <w:rPr>
+                <w:rFonts w:ascii="Arial" w:eastAsia="Times New Roman" w:hAnsi="Arial" w:cs="Arial"/>
+                <w:color w:val="000000"/>
+                <w:kern w:val="0"/>
+                <w:sz w:val="22"/>
+                <w:szCs w:val="22"/>
+                <w:lang w:eastAsia="es-ES_tradnl"/>
+                <w14:ligatures w14:val="none"/>
+              </w:rPr>
+              <w:t>14:37</w:t>
+            </w:r>
+          </w:p>
+        </w:tc>
+        <w:tc>
+          <w:tcPr>
+            <w:tcW w:w="0" w:type="auto"/>
+            <w:tcBorders>
+              <w:top w:val="single" w:sz="4" w:space="0" w:color="000000"/>
+              <w:left w:val="single" w:sz="4" w:space="0" w:color="000000"/>
+              <w:bottom w:val="single" w:sz="4" w:space="0" w:color="000000"/>
+              <w:right w:val="single" w:sz="4" w:space="0" w:color="000000"/>
+            </w:tcBorders>
+            <w:tcMar>
+              <w:top w:w="100" w:type="dxa"/>
+              <w:left w:w="100" w:type="dxa"/>
+              <w:bottom w:w="100" w:type="dxa"/>
+              <w:right w:w="100" w:type="dxa"/>
+            </w:tcMar>
+          </w:tcPr>
+          <w:p>
+            <w:pPr>
+              <w:rPr>
+                <w:rFonts w:ascii="Times New Roman" w:eastAsia="Times New Roman" w:hAnsi="Times New Roman" w:cs="Times New Roman"/>
+                <w:kern w:val="0"/>
+                <w:lang w:eastAsia="es-ES_tradnl"/>
+                <w14:ligatures w14:val="none"/>
+              </w:rPr>
+            </w:pPr>
+            <w:r>
+              <w:rPr>
+                <w:rFonts w:ascii="Times New Roman" w:eastAsia="Times New Roman" w:hAnsi="Times New Roman" w:cs="Times New Roman"/>
+                <w:kern w:val="0"/>
+                <w:lang w:eastAsia="es-ES_tradnl"/>
+                <w14:ligatures w14:val="none"/>
+              </w:rPr>
+              <w:t>-</w:t>
+            </w:r>
+          </w:p>
+        </w:tc>
+        <w:tc>
+          <w:tcPr>
+            <w:tcW w:w="0" w:type="auto"/>
+            <w:tcBorders>
+              <w:top w:val="single" w:sz="4" w:space="0" w:color="000000"/>
+              <w:left w:val="single" w:sz="4" w:space="0" w:color="000000"/>
+              <w:bottom w:val="single" w:sz="4" w:space="0" w:color="000000"/>
+              <w:right w:val="single" w:sz="4" w:space="0" w:color="000000"/>
+            </w:tcBorders>
+            <w:tcMar>
+              <w:top w:w="100" w:type="dxa"/>
+              <w:left w:w="100" w:type="dxa"/>
+              <w:bottom w:w="100" w:type="dxa"/>
+              <w:right w:w="100" w:type="dxa"/>
+            </w:tcMar>
+          </w:tcPr>
+          <w:p>
+            <w:pPr>
+              <w:rPr>
+                <w:rFonts w:ascii="Arial" w:eastAsia="Times New Roman" w:hAnsi="Arial" w:cs="Arial"/>
+                <w:color w:val="000000"/>
+                <w:kern w:val="0"/>
+                <w:sz w:val="22"/>
+                <w:szCs w:val="22"/>
+                <w:lang w:eastAsia="es-ES_tradnl"/>
+                <w14:ligatures w14:val="none"/>
+              </w:rPr>
+            </w:pPr>
+            <w:r>
+              <w:rPr>
+                <w:rFonts w:ascii="Arial" w:eastAsia="Times New Roman" w:hAnsi="Arial" w:cs="Arial"/>
+                <w:color w:val="000000"/>
+                <w:kern w:val="0"/>
+                <w:sz w:val="22"/>
+                <w:szCs w:val="22"/>
+                <w:lang w:eastAsia="es-ES_tradnl"/>
+                <w14:ligatures w14:val="none"/>
+              </w:rPr>
+              <w:t>25 minutos</w:t>
+            </w:r>
+          </w:p>
+        </w:tc>
+        <w:tc>
+          <w:tcPr>
+            <w:tcW w:w="0" w:type="auto"/>
+            <w:tcBorders>
+              <w:top w:val="single" w:sz="4" w:space="0" w:color="000000"/>
+              <w:left w:val="single" w:sz="4" w:space="0" w:color="000000"/>
+              <w:bottom w:val="single" w:sz="4" w:space="0" w:color="000000"/>
+              <w:right w:val="single" w:sz="4" w:space="0" w:color="000000"/>
+            </w:tcBorders>
+            <w:tcMar>
+              <w:top w:w="100" w:type="dxa"/>
+              <w:left w:w="100" w:type="dxa"/>
+              <w:bottom w:w="100" w:type="dxa"/>
+              <w:right w:w="100" w:type="dxa"/>
+            </w:tcMar>
+          </w:tcPr>
+          <w:p>
+            <w:pPr>
+              <w:rPr>
+                <w:rFonts w:ascii="Times New Roman" w:eastAsia="Times New Roman" w:hAnsi="Times New Roman" w:cs="Times New Roman"/>
+                <w:kern w:val="0"/>
+                <w:lang w:eastAsia="es-ES_tradnl"/>
+                <w14:ligatures w14:val="none"/>
+              </w:rPr>
+            </w:pPr>
+            <w:r>
+              <w:rPr>
+                <w:rFonts w:ascii="Times New Roman" w:eastAsia="Times New Roman" w:hAnsi="Times New Roman" w:cs="Times New Roman"/>
+                <w:kern w:val="0"/>
+                <w:lang w:eastAsia="es-ES_tradnl"/>
+                <w14:ligatures w14:val="none"/>
+              </w:rPr>
+              <w:t>2</w:t>
+            </w:r>
+          </w:p>
+        </w:tc>
+        <w:tc>
+          <w:tcPr>
+            <w:tcW w:w="0" w:type="auto"/>
+            <w:tcBorders>
+              <w:top w:val="single" w:sz="4" w:space="0" w:color="000000"/>
+              <w:left w:val="single" w:sz="4" w:space="0" w:color="000000"/>
+              <w:bottom w:val="single" w:sz="4" w:space="0" w:color="000000"/>
+              <w:right w:val="single" w:sz="4" w:space="0" w:color="000000"/>
+            </w:tcBorders>
+            <w:tcMar>
+              <w:top w:w="100" w:type="dxa"/>
+              <w:left w:w="100" w:type="dxa"/>
+              <w:bottom w:w="100" w:type="dxa"/>
+              <w:right w:w="100" w:type="dxa"/>
+            </w:tcMar>
+          </w:tcPr>
+          <w:p>
+            <w:pPr>
+              <w:rPr>
+                <w:rFonts w:ascii="Arial" w:eastAsia="Times New Roman" w:hAnsi="Arial" w:cs="Arial"/>
+                <w:color w:val="000000"/>
+                <w:kern w:val="0"/>
+                <w:sz w:val="22"/>
+                <w:szCs w:val="22"/>
+                <w:lang w:eastAsia="es-ES_tradnl"/>
+                <w14:ligatures w14:val="none"/>
+              </w:rPr>
+            </w:pPr>
+            <w:r>
+              <w:rPr>
+                <w:rFonts w:ascii="Arial" w:eastAsia="Times New Roman" w:hAnsi="Arial" w:cs="Arial"/>
+                <w:color w:val="000000"/>
+                <w:kern w:val="0"/>
+                <w:sz w:val="22"/>
+                <w:szCs w:val="22"/>
+                <w:lang w:eastAsia="es-ES_tradnl"/>
+                <w14:ligatures w14:val="none"/>
+              </w:rPr>
+              <w:t>Se formalizan las historias de usuario. Se seleccionan 7 como más representativas para describirlas a fondo.</w:t>
+            </w:r>
+          </w:p>
+        </w:tc>
+      </w:tr>
+      <w:tr>
+        <w:trPr>
+          <w:trHeight w:val="230"/>
+        </w:trPr>
+        <w:tc>
+          <w:tcPr>
+            <w:tcW w:w="0" w:type="auto"/>
+            <w:tcBorders>
+              <w:top w:val="single" w:sz="4" w:space="0" w:color="000000"/>
+              <w:left w:val="single" w:sz="4" w:space="0" w:color="000000"/>
+              <w:bottom w:val="single" w:sz="4" w:space="0" w:color="000000"/>
+              <w:right w:val="single" w:sz="4" w:space="0" w:color="000000"/>
+            </w:tcBorders>
+            <w:tcMar>
+              <w:top w:w="100" w:type="dxa"/>
+              <w:left w:w="100" w:type="dxa"/>
+              <w:bottom w:w="100" w:type="dxa"/>
+              <w:right w:w="100" w:type="dxa"/>
+            </w:tcMar>
+          </w:tcPr>
+          <w:p>
+            <w:pPr>
+              <w:rPr>
+                <w:rFonts w:ascii="Arial" w:eastAsia="Times New Roman" w:hAnsi="Arial" w:cs="Arial"/>
+                <w:color w:val="000000"/>
+                <w:kern w:val="0"/>
+                <w:sz w:val="22"/>
+                <w:szCs w:val="22"/>
+                <w:lang w:eastAsia="es-ES_tradnl"/>
+                <w14:ligatures w14:val="none"/>
+              </w:rPr>
+            </w:pPr>
+            <w:r>
+              <w:rPr>
+                <w:rFonts w:ascii="Arial" w:eastAsia="Times New Roman" w:hAnsi="Arial" w:cs="Arial"/>
+                <w:color w:val="000000"/>
+                <w:kern w:val="0"/>
+                <w:sz w:val="22"/>
+                <w:szCs w:val="22"/>
+                <w:lang w:eastAsia="es-ES_tradnl"/>
+                <w14:ligatures w14:val="none"/>
+              </w:rPr>
+              <w:t>25/02</w:t>
+            </w:r>
+          </w:p>
+        </w:tc>
+        <w:tc>
+          <w:tcPr>
+            <w:tcW w:w="0" w:type="auto"/>
+            <w:tcBorders>
+              <w:top w:val="single" w:sz="4" w:space="0" w:color="000000"/>
+              <w:left w:val="single" w:sz="4" w:space="0" w:color="000000"/>
+              <w:bottom w:val="single" w:sz="4" w:space="0" w:color="000000"/>
+              <w:right w:val="single" w:sz="4" w:space="0" w:color="000000"/>
+            </w:tcBorders>
+            <w:tcMar>
+              <w:top w:w="100" w:type="dxa"/>
+              <w:left w:w="100" w:type="dxa"/>
+              <w:bottom w:w="100" w:type="dxa"/>
+              <w:right w:w="100" w:type="dxa"/>
+            </w:tcMar>
+          </w:tcPr>
+          <w:p>
+            <w:pPr>
+              <w:rPr>
+                <w:rFonts w:ascii="Arial" w:eastAsia="Times New Roman" w:hAnsi="Arial" w:cs="Arial"/>
+                <w:color w:val="000000"/>
+                <w:kern w:val="0"/>
+                <w:sz w:val="22"/>
+                <w:szCs w:val="22"/>
+                <w:lang w:eastAsia="es-ES_tradnl"/>
+                <w14:ligatures w14:val="none"/>
+              </w:rPr>
+            </w:pPr>
+            <w:r>
+              <w:rPr>
+                <w:rFonts w:ascii="Arial" w:eastAsia="Times New Roman" w:hAnsi="Arial" w:cs="Arial"/>
+                <w:color w:val="000000"/>
+                <w:kern w:val="0"/>
+                <w:sz w:val="22"/>
+                <w:szCs w:val="22"/>
+                <w:lang w:eastAsia="es-ES_tradnl"/>
+                <w14:ligatures w14:val="none"/>
+              </w:rPr>
+              <w:t>14:54</w:t>
+            </w:r>
+          </w:p>
+        </w:tc>
+        <w:tc>
+          <w:tcPr>
+            <w:tcW w:w="0" w:type="auto"/>
+            <w:tcBorders>
+              <w:top w:val="single" w:sz="4" w:space="0" w:color="000000"/>
+              <w:left w:val="single" w:sz="4" w:space="0" w:color="000000"/>
+              <w:bottom w:val="single" w:sz="4" w:space="0" w:color="000000"/>
+              <w:right w:val="single" w:sz="4" w:space="0" w:color="000000"/>
+            </w:tcBorders>
+            <w:tcMar>
+              <w:top w:w="100" w:type="dxa"/>
+              <w:left w:w="100" w:type="dxa"/>
+              <w:bottom w:w="100" w:type="dxa"/>
+              <w:right w:w="100" w:type="dxa"/>
+            </w:tcMar>
+          </w:tcPr>
+          <w:p>
+            <w:pPr>
+              <w:rPr>
+                <w:rFonts w:ascii="Arial" w:eastAsia="Times New Roman" w:hAnsi="Arial" w:cs="Arial"/>
+                <w:color w:val="000000"/>
+                <w:kern w:val="0"/>
+                <w:sz w:val="22"/>
+                <w:szCs w:val="22"/>
+                <w:lang w:eastAsia="es-ES_tradnl"/>
+                <w14:ligatures w14:val="none"/>
+              </w:rPr>
+            </w:pPr>
+            <w:r>
+              <w:rPr>
+                <w:rFonts w:ascii="Arial" w:eastAsia="Times New Roman" w:hAnsi="Arial" w:cs="Arial"/>
+                <w:color w:val="000000"/>
+                <w:kern w:val="0"/>
+                <w:sz w:val="22"/>
+                <w:szCs w:val="22"/>
+                <w:lang w:eastAsia="es-ES_tradnl"/>
+                <w14:ligatures w14:val="none"/>
+              </w:rPr>
+              <w:t>15:15</w:t>
+            </w:r>
+          </w:p>
+        </w:tc>
+        <w:tc>
+          <w:tcPr>
+            <w:tcW w:w="0" w:type="auto"/>
+            <w:tcBorders>
+              <w:top w:val="single" w:sz="4" w:space="0" w:color="000000"/>
+              <w:left w:val="single" w:sz="4" w:space="0" w:color="000000"/>
+              <w:bottom w:val="single" w:sz="4" w:space="0" w:color="000000"/>
+              <w:right w:val="single" w:sz="4" w:space="0" w:color="000000"/>
+            </w:tcBorders>
+            <w:tcMar>
+              <w:top w:w="100" w:type="dxa"/>
+              <w:left w:w="100" w:type="dxa"/>
+              <w:bottom w:w="100" w:type="dxa"/>
+              <w:right w:w="100" w:type="dxa"/>
+            </w:tcMar>
+          </w:tcPr>
+          <w:p>
+            <w:pPr>
+              <w:rPr>
+                <w:rFonts w:ascii="Times New Roman" w:eastAsia="Times New Roman" w:hAnsi="Times New Roman" w:cs="Times New Roman"/>
+                <w:kern w:val="0"/>
+                <w:lang w:eastAsia="es-ES_tradnl"/>
+                <w14:ligatures w14:val="none"/>
+              </w:rPr>
+            </w:pPr>
+            <w:r>
+              <w:rPr>
+                <w:rFonts w:ascii="Times New Roman" w:eastAsia="Times New Roman" w:hAnsi="Times New Roman" w:cs="Times New Roman"/>
+                <w:kern w:val="0"/>
+                <w:lang w:eastAsia="es-ES_tradnl"/>
+                <w14:ligatures w14:val="none"/>
+              </w:rPr>
+              <w:t>-</w:t>
+            </w:r>
+          </w:p>
+        </w:tc>
+        <w:tc>
+          <w:tcPr>
+            <w:tcW w:w="0" w:type="auto"/>
+            <w:tcBorders>
+              <w:top w:val="single" w:sz="4" w:space="0" w:color="000000"/>
+              <w:left w:val="single" w:sz="4" w:space="0" w:color="000000"/>
+              <w:bottom w:val="single" w:sz="4" w:space="0" w:color="000000"/>
+              <w:right w:val="single" w:sz="4" w:space="0" w:color="000000"/>
+            </w:tcBorders>
+            <w:tcMar>
+              <w:top w:w="100" w:type="dxa"/>
+              <w:left w:w="100" w:type="dxa"/>
+              <w:bottom w:w="100" w:type="dxa"/>
+              <w:right w:w="100" w:type="dxa"/>
+            </w:tcMar>
+          </w:tcPr>
+          <w:p>
+            <w:pPr>
+              <w:rPr>
+                <w:rFonts w:ascii="Arial" w:eastAsia="Times New Roman" w:hAnsi="Arial" w:cs="Arial"/>
+                <w:color w:val="000000"/>
+                <w:kern w:val="0"/>
+                <w:sz w:val="22"/>
+                <w:szCs w:val="22"/>
+                <w:lang w:eastAsia="es-ES_tradnl"/>
+                <w14:ligatures w14:val="none"/>
+              </w:rPr>
+            </w:pPr>
+            <w:r>
+              <w:rPr>
+                <w:rFonts w:ascii="Arial" w:eastAsia="Times New Roman" w:hAnsi="Arial" w:cs="Arial"/>
+                <w:color w:val="000000"/>
+                <w:kern w:val="0"/>
+                <w:sz w:val="22"/>
+                <w:szCs w:val="22"/>
+                <w:lang w:eastAsia="es-ES_tradnl"/>
+                <w14:ligatures w14:val="none"/>
+              </w:rPr>
+              <w:t>21 minutos</w:t>
+            </w:r>
+          </w:p>
+        </w:tc>
+        <w:tc>
+          <w:tcPr>
+            <w:tcW w:w="0" w:type="auto"/>
+            <w:tcBorders>
+              <w:top w:val="single" w:sz="4" w:space="0" w:color="000000"/>
+              <w:left w:val="single" w:sz="4" w:space="0" w:color="000000"/>
+              <w:bottom w:val="single" w:sz="4" w:space="0" w:color="000000"/>
+              <w:right w:val="single" w:sz="4" w:space="0" w:color="000000"/>
+            </w:tcBorders>
+            <w:tcMar>
+              <w:top w:w="100" w:type="dxa"/>
+              <w:left w:w="100" w:type="dxa"/>
+              <w:bottom w:w="100" w:type="dxa"/>
+              <w:right w:w="100" w:type="dxa"/>
+            </w:tcMar>
+          </w:tcPr>
+          <w:p>
+            <w:pPr>
+              <w:rPr>
+                <w:rFonts w:ascii="Times New Roman" w:eastAsia="Times New Roman" w:hAnsi="Times New Roman" w:cs="Times New Roman"/>
+                <w:kern w:val="0"/>
+                <w:lang w:eastAsia="es-ES_tradnl"/>
+                <w14:ligatures w14:val="none"/>
+              </w:rPr>
+            </w:pPr>
+            <w:r>
+              <w:rPr>
+                <w:rFonts w:ascii="Times New Roman" w:eastAsia="Times New Roman" w:hAnsi="Times New Roman" w:cs="Times New Roman"/>
+                <w:kern w:val="0"/>
+                <w:lang w:eastAsia="es-ES_tradnl"/>
+                <w14:ligatures w14:val="none"/>
+              </w:rPr>
+              <w:t>2</w:t>
+            </w:r>
+          </w:p>
+        </w:tc>
+        <w:tc>
+          <w:tcPr>
+            <w:tcW w:w="0" w:type="auto"/>
+            <w:tcBorders>
+              <w:top w:val="single" w:sz="4" w:space="0" w:color="000000"/>
+              <w:left w:val="single" w:sz="4" w:space="0" w:color="000000"/>
+              <w:bottom w:val="single" w:sz="4" w:space="0" w:color="000000"/>
+              <w:right w:val="single" w:sz="4" w:space="0" w:color="000000"/>
+            </w:tcBorders>
+            <w:tcMar>
+              <w:top w:w="100" w:type="dxa"/>
+              <w:left w:w="100" w:type="dxa"/>
+              <w:bottom w:w="100" w:type="dxa"/>
+              <w:right w:w="100" w:type="dxa"/>
+            </w:tcMar>
+          </w:tcPr>
+          <w:p>
+            <w:pPr>
+              <w:rPr>
+                <w:rFonts w:ascii="Arial" w:eastAsia="Times New Roman" w:hAnsi="Arial" w:cs="Arial"/>
+                <w:color w:val="000000"/>
+                <w:kern w:val="0"/>
+                <w:sz w:val="22"/>
+                <w:szCs w:val="22"/>
+                <w:lang w:eastAsia="es-ES_tradnl"/>
+                <w14:ligatures w14:val="none"/>
+              </w:rPr>
+            </w:pPr>
+            <w:r>
+              <w:rPr>
+                <w:rFonts w:ascii="Arial" w:eastAsia="Times New Roman" w:hAnsi="Arial" w:cs="Arial"/>
+                <w:color w:val="000000"/>
+                <w:kern w:val="0"/>
+                <w:sz w:val="22"/>
+                <w:szCs w:val="22"/>
+                <w:lang w:eastAsia="es-ES_tradnl"/>
+                <w14:ligatures w14:val="none"/>
+              </w:rPr>
+              <w:t xml:space="preserve">Se explican los casos de uso y se crea el mapa de historias de usuario utilizando todas. Finalmente se hace la lista o </w:t>
+            </w:r>
+            <w:proofErr w:type="spellStart"/>
+            <w:r>
+              <w:rPr>
+                <w:rFonts w:ascii="Arial" w:eastAsia="Times New Roman" w:hAnsi="Arial" w:cs="Arial"/>
+                <w:color w:val="000000"/>
+                <w:kern w:val="0"/>
+                <w:sz w:val="22"/>
+                <w:szCs w:val="22"/>
+                <w:lang w:eastAsia="es-ES_tradnl"/>
+                <w14:ligatures w14:val="none"/>
+              </w:rPr>
+              <w:t>checklist</w:t>
+            </w:r>
+            <w:proofErr w:type="spellEnd"/>
+            <w:r>
+              <w:rPr>
+                <w:rFonts w:ascii="Arial" w:eastAsia="Times New Roman" w:hAnsi="Arial" w:cs="Arial"/>
+                <w:color w:val="000000"/>
+                <w:kern w:val="0"/>
+                <w:sz w:val="22"/>
+                <w:szCs w:val="22"/>
+                <w:lang w:eastAsia="es-ES_tradnl"/>
+                <w14:ligatures w14:val="none"/>
+              </w:rPr>
+              <w:t xml:space="preserve"> de prioridades.</w:t>
             </w:r>
           </w:p>
         </w:tc>
